--- a/sources/veille/2026-06-17_veille_SERAFIN-PH.docx
+++ b/sources/veille/2026-06-17_veille_SERAFIN-PH.docx
@@ -174,16 +174,30 @@
               <w:spacing w:after="60" w:before="60"/>
               <w:ind w:left="100" w:right="100"/>
             </w:pPr>
-            <w:r>
-              <w:rPr>
-                <w:rFonts w:ascii="Calibri" w:cs="Calibri" w:eastAsia="Calibri" w:hAnsi="Calibri"/>
-                <w:b w:val="false"/>
-                <w:bCs w:val="false"/>
-                <w:color w:val="1F2937"/>
-                <w:sz w:val="20"/>
-                <w:szCs w:val="20"/>
-              </w:rPr>
-              <w:t xml:space="preserve">Handicap.gouv.fr — Comité stratégique SERAFIN-PH</w:t>
+            <w:hyperlink w:history="1" r:id="rIdcomite2026">
+              <w:r>
+                <w:rPr>
+                  <w:rFonts w:ascii="Calibri" w:cs="Calibri" w:eastAsia="Calibri" w:hAnsi="Calibri"/>
+                  <w:b w:val="false"/>
+                  <w:bCs w:val="false"/>
+                  <w:sz w:val="20"/>
+                  <w:szCs w:val="20"/>
+                  <w:color w:val="1155CC"/>
+                  <w:u w:val="single"/>
+                </w:rPr>
+                <w:t xml:space="preserve">Handicap.gouv.fr</w:t>
+              </w:r>
+            </w:hyperlink>
+            <w:r>
+              <w:rPr>
+                <w:rFonts w:ascii="Calibri" w:cs="Calibri" w:eastAsia="Calibri" w:hAnsi="Calibri"/>
+                <w:b w:val="false"/>
+                <w:bCs w:val="false"/>
+                <w:color w:val="1F2937"/>
+                <w:sz w:val="20"/>
+                <w:szCs w:val="20"/>
+              </w:rPr>
+              <w:t xml:space="preserve"> — Comité stratégique SERAFIN-PH</w:t>
             </w:r>
           </w:p>
         </w:tc>
@@ -202,17 +216,20 @@
               <w:spacing w:after="60" w:before="60"/>
               <w:ind w:left="100" w:right="100"/>
             </w:pPr>
-            <w:r>
-              <w:rPr>
-                <w:rFonts w:ascii="Calibri" w:cs="Calibri" w:eastAsia="Calibri" w:hAnsi="Calibri"/>
-                <w:b w:val="false"/>
-                <w:bCs w:val="false"/>
-                <w:color w:val="1F2937"/>
-                <w:sz w:val="20"/>
-                <w:szCs w:val="20"/>
-              </w:rPr>
-              <w:t xml:space="preserve">handicap.gouv.fr</w:t>
-            </w:r>
+            <w:hyperlink w:history="1" r:id="rIdcomite2026">
+              <w:r>
+                <w:rPr>
+                  <w:rFonts w:ascii="Calibri" w:cs="Calibri" w:eastAsia="Calibri" w:hAnsi="Calibri"/>
+                  <w:b w:val="false"/>
+                  <w:bCs w:val="false"/>
+                  <w:sz w:val="20"/>
+                  <w:szCs w:val="20"/>
+                  <w:color w:val="1155CC"/>
+                  <w:u w:val="single"/>
+                </w:rPr>
+                <w:t xml:space="preserve">handicap.gouv.fr</w:t>
+              </w:r>
+            </w:hyperlink>
           </w:p>
         </w:tc>
         <w:tc>
@@ -288,17 +305,20 @@
               <w:spacing w:after="60" w:before="60"/>
               <w:ind w:left="100" w:right="100"/>
             </w:pPr>
-            <w:r>
-              <w:rPr>
-                <w:rFonts w:ascii="Calibri" w:cs="Calibri" w:eastAsia="Calibri" w:hAnsi="Calibri"/>
-                <w:b w:val="false"/>
-                <w:bCs w:val="false"/>
-                <w:color w:val="1F2937"/>
-                <w:sz w:val="20"/>
-                <w:szCs w:val="20"/>
-              </w:rPr>
-              <w:t xml:space="preserve">cnsa.fr</w:t>
-            </w:r>
+            <w:hyperlink w:history="1" r:id="rIdcnsa_actu2026">
+              <w:r>
+                <w:rPr>
+                  <w:rFonts w:ascii="Calibri" w:cs="Calibri" w:eastAsia="Calibri" w:hAnsi="Calibri"/>
+                  <w:b w:val="false"/>
+                  <w:bCs w:val="false"/>
+                  <w:sz w:val="20"/>
+                  <w:szCs w:val="20"/>
+                  <w:color w:val="1155CC"/>
+                  <w:u w:val="single"/>
+                </w:rPr>
+                <w:t xml:space="preserve">cnsa.fr</w:t>
+              </w:r>
+            </w:hyperlink>
           </w:p>
         </w:tc>
         <w:tc>
@@ -374,17 +394,20 @@
               <w:spacing w:after="60" w:before="60"/>
               <w:ind w:left="100" w:right="100"/>
             </w:pPr>
-            <w:r>
-              <w:rPr>
-                <w:rFonts w:ascii="Calibri" w:cs="Calibri" w:eastAsia="Calibri" w:hAnsi="Calibri"/>
-                <w:b w:val="false"/>
-                <w:bCs w:val="false"/>
-                <w:color w:val="1F2937"/>
-                <w:sz w:val="20"/>
-                <w:szCs w:val="20"/>
-              </w:rPr>
-              <w:t xml:space="preserve">atih.sante.fr</w:t>
-            </w:r>
+            <w:hyperlink w:history="1" r:id="rIdatih252026">
+              <w:r>
+                <w:rPr>
+                  <w:rFonts w:ascii="Calibri" w:cs="Calibri" w:eastAsia="Calibri" w:hAnsi="Calibri"/>
+                  <w:b w:val="false"/>
+                  <w:bCs w:val="false"/>
+                  <w:sz w:val="20"/>
+                  <w:szCs w:val="20"/>
+                  <w:color w:val="1155CC"/>
+                  <w:u w:val="single"/>
+                </w:rPr>
+                <w:t xml:space="preserve">atih.sante.fr</w:t>
+              </w:r>
+            </w:hyperlink>
           </w:p>
         </w:tc>
         <w:tc>
@@ -432,16 +455,30 @@
               <w:spacing w:after="60" w:before="60"/>
               <w:ind w:left="100" w:right="100"/>
             </w:pPr>
-            <w:r>
-              <w:rPr>
-                <w:rFonts w:ascii="Calibri" w:cs="Calibri" w:eastAsia="Calibri" w:hAnsi="Calibri"/>
-                <w:b w:val="false"/>
-                <w:bCs w:val="false"/>
-                <w:color w:val="1F2937"/>
-                <w:sz w:val="20"/>
-                <w:szCs w:val="20"/>
-              </w:rPr>
-              <w:t xml:space="preserve">Handicap.gouv.fr — 14e réunion comité stratégique</w:t>
+            <w:hyperlink w:history="1" r:id="rIdcomite2026">
+              <w:r>
+                <w:rPr>
+                  <w:rFonts w:ascii="Calibri" w:cs="Calibri" w:eastAsia="Calibri" w:hAnsi="Calibri"/>
+                  <w:b w:val="false"/>
+                  <w:bCs w:val="false"/>
+                  <w:sz w:val="20"/>
+                  <w:szCs w:val="20"/>
+                  <w:color w:val="1155CC"/>
+                  <w:u w:val="single"/>
+                </w:rPr>
+                <w:t xml:space="preserve">Handicap.gouv.fr</w:t>
+              </w:r>
+            </w:hyperlink>
+            <w:r>
+              <w:rPr>
+                <w:rFonts w:ascii="Calibri" w:cs="Calibri" w:eastAsia="Calibri" w:hAnsi="Calibri"/>
+                <w:b w:val="false"/>
+                <w:bCs w:val="false"/>
+                <w:color w:val="1F2937"/>
+                <w:sz w:val="20"/>
+                <w:szCs w:val="20"/>
+              </w:rPr>
+              <w:t xml:space="preserve"> — 14e réunion comité stratégique</w:t>
             </w:r>
           </w:p>
         </w:tc>
@@ -460,17 +497,20 @@
               <w:spacing w:after="60" w:before="60"/>
               <w:ind w:left="100" w:right="100"/>
             </w:pPr>
-            <w:r>
-              <w:rPr>
-                <w:rFonts w:ascii="Calibri" w:cs="Calibri" w:eastAsia="Calibri" w:hAnsi="Calibri"/>
-                <w:b w:val="false"/>
-                <w:bCs w:val="false"/>
-                <w:color w:val="1F2937"/>
-                <w:sz w:val="20"/>
-                <w:szCs w:val="20"/>
-              </w:rPr>
-              <w:t xml:space="preserve">handicap.gouv.fr</w:t>
-            </w:r>
+            <w:hyperlink w:history="1" r:id="rIdcomite2026">
+              <w:r>
+                <w:rPr>
+                  <w:rFonts w:ascii="Calibri" w:cs="Calibri" w:eastAsia="Calibri" w:hAnsi="Calibri"/>
+                  <w:b w:val="false"/>
+                  <w:bCs w:val="false"/>
+                  <w:sz w:val="20"/>
+                  <w:szCs w:val="20"/>
+                  <w:color w:val="1155CC"/>
+                  <w:u w:val="single"/>
+                </w:rPr>
+                <w:t xml:space="preserve">handicap.gouv.fr</w:t>
+              </w:r>
+            </w:hyperlink>
           </w:p>
         </w:tc>
         <w:tc>
@@ -546,17 +586,20 @@
               <w:spacing w:after="60" w:before="60"/>
               <w:ind w:left="100" w:right="100"/>
             </w:pPr>
-            <w:r>
-              <w:rPr>
-                <w:rFonts w:ascii="Calibri" w:cs="Calibri" w:eastAsia="Calibri" w:hAnsi="Calibri"/>
-                <w:b w:val="false"/>
-                <w:bCs w:val="false"/>
-                <w:color w:val="1F2937"/>
-                <w:sz w:val="20"/>
-                <w:szCs w:val="20"/>
-              </w:rPr>
-              <w:t xml:space="preserve">qualineo.io</w:t>
-            </w:r>
+            <w:hyperlink w:history="1" r:id="rIdqual2026">
+              <w:r>
+                <w:rPr>
+                  <w:rFonts w:ascii="Calibri" w:cs="Calibri" w:eastAsia="Calibri" w:hAnsi="Calibri"/>
+                  <w:b w:val="false"/>
+                  <w:bCs w:val="false"/>
+                  <w:sz w:val="20"/>
+                  <w:szCs w:val="20"/>
+                  <w:color w:val="1155CC"/>
+                  <w:u w:val="single"/>
+                </w:rPr>
+                <w:t xml:space="preserve">qualineo.io</w:t>
+              </w:r>
+            </w:hyperlink>
           </w:p>
         </w:tc>
         <w:tc>
@@ -1337,7 +1380,32 @@
           <w:sz w:val="28"/>
           <w:szCs w:val="28"/>
         </w:rPr>
-        <w:t xml:space="preserve">📋 Source 1 — Comité stratégique SERAFIN-PH (handicap.gouv.fr)</w:t>
+        <w:t xml:space="preserve">📋 Source 1 — Comité stratégique SERAFIN-PH (</w:t>
+      </w:r>
+      <w:hyperlink w:history="1" r:id="rIdcomite2026">
+        <w:r>
+          <w:rPr>
+            <w:rFonts w:ascii="Calibri" w:cs="Calibri" w:eastAsia="Calibri" w:hAnsi="Calibri"/>
+            <w:b/>
+            <w:bCs/>
+            <w:sz w:val="28"/>
+            <w:szCs w:val="28"/>
+            <w:color w:val="1155CC"/>
+            <w:u w:val="single"/>
+          </w:rPr>
+          <w:t xml:space="preserve">handicap.gouv.fr</w:t>
+        </w:r>
+      </w:hyperlink>
+      <w:r>
+        <w:rPr>
+          <w:rFonts w:ascii="Calibri" w:cs="Calibri" w:eastAsia="Calibri" w:hAnsi="Calibri"/>
+          <w:b/>
+          <w:bCs/>
+          <w:color w:val="1B3A6B"/>
+          <w:sz w:val="28"/>
+          <w:szCs w:val="28"/>
+        </w:rPr>
+        <w:t xml:space="preserve">)</w:t>
       </w:r>
     </w:p>
     <w:p>
@@ -2492,7 +2560,32 @@
           <w:sz w:val="22"/>
           <w:szCs w:val="22"/>
         </w:rPr>
-        <w:t xml:space="preserve">Le site atih.sante.fr a retourné une erreur 403 (accès bloqué). Les informations ci-dessous proviennent des extraits disponibles via WebSearch.</w:t>
+        <w:t xml:space="preserve">Le site </w:t>
+      </w:r>
+      <w:hyperlink w:history="1" r:id="rIdatih252026">
+        <w:r>
+          <w:rPr>
+            <w:rFonts w:ascii="Calibri" w:cs="Calibri" w:eastAsia="Calibri" w:hAnsi="Calibri"/>
+            <w:i/>
+            <w:iCs/>
+            <w:sz w:val="22"/>
+            <w:szCs w:val="22"/>
+            <w:color w:val="1155CC"/>
+            <w:u w:val="single"/>
+          </w:rPr>
+          <w:t xml:space="preserve">atih.sante.fr</w:t>
+        </w:r>
+      </w:hyperlink>
+      <w:r>
+        <w:rPr>
+          <w:rFonts w:ascii="Calibri" w:cs="Calibri" w:eastAsia="Calibri" w:hAnsi="Calibri"/>
+          <w:i/>
+          <w:iCs/>
+          <w:color w:val="6B7280"/>
+          <w:sz w:val="22"/>
+          <w:szCs w:val="22"/>
+        </w:rPr>
+        <w:t xml:space="preserve"> a retourné une erreur 403 (accès bloqué). Les informations ci-dessous proviennent des extraits disponibles via WebSearch.</w:t>
       </w:r>
     </w:p>
     <w:p>
@@ -2507,8 +2600,20 @@
           <w:sz w:val="22"/>
           <w:szCs w:val="22"/>
         </w:rPr>
-        <w:t xml:space="preserve">• Recueil national PH 2025 : disponible sur atih.sante.fr/recueil-national-ph-2025</w:t>
-      </w:r>
+        <w:t xml:space="preserve">• Recueil national PH 2025 : disponible sur </w:t>
+      </w:r>
+      <w:hyperlink w:history="1" r:id="rIdatih252026">
+        <w:r>
+          <w:rPr>
+            <w:rFonts w:ascii="Calibri" w:cs="Calibri" w:eastAsia="Calibri" w:hAnsi="Calibri"/>
+            <w:sz w:val="22"/>
+            <w:szCs w:val="22"/>
+            <w:color w:val="1155CC"/>
+            <w:u w:val="single"/>
+          </w:rPr>
+          <w:t xml:space="preserve">atih.sante.fr/recueil-national-ph-2025</w:t>
+        </w:r>
+      </w:hyperlink>
     </w:p>
     <w:p>
       <w:pPr>
@@ -2522,8 +2627,20 @@
           <w:sz w:val="22"/>
           <w:szCs w:val="22"/>
         </w:rPr>
-        <w:t xml:space="preserve">• Guide méthodologique PH 2025 (v2, janvier 2025) : disponible en PDF sur atih.sante.fr</w:t>
-      </w:r>
+        <w:t xml:space="preserve">• Guide méthodologique PH 2025 (v2, janvier 2025) : disponible en PDF sur </w:t>
+      </w:r>
+      <w:hyperlink w:history="1" r:id="rIdatih252026">
+        <w:r>
+          <w:rPr>
+            <w:rFonts w:ascii="Calibri" w:cs="Calibri" w:eastAsia="Calibri" w:hAnsi="Calibri"/>
+            <w:sz w:val="22"/>
+            <w:szCs w:val="22"/>
+            <w:color w:val="1155CC"/>
+            <w:u w:val="single"/>
+          </w:rPr>
+          <w:t xml:space="preserve">atih.sante.fr</w:t>
+        </w:r>
+      </w:hyperlink>
     </w:p>
     <w:p>
       <w:pPr>
@@ -2537,8 +2654,20 @@
           <w:sz w:val="22"/>
           <w:szCs w:val="22"/>
         </w:rPr>
-        <w:t xml:space="preserve">• FAQ Recueil national PH 2025 (v6, 21 février 2025) : disponible en PDF sur atih.sante.fr</w:t>
-      </w:r>
+        <w:t xml:space="preserve">• FAQ Recueil national PH 2025 (v6, 21 février 2025) : disponible en PDF sur </w:t>
+      </w:r>
+      <w:hyperlink w:history="1" r:id="rIdatih252026">
+        <w:r>
+          <w:rPr>
+            <w:rFonts w:ascii="Calibri" w:cs="Calibri" w:eastAsia="Calibri" w:hAnsi="Calibri"/>
+            <w:sz w:val="22"/>
+            <w:szCs w:val="22"/>
+            <w:color w:val="1155CC"/>
+            <w:u w:val="single"/>
+          </w:rPr>
+          <w:t xml:space="preserve">atih.sante.fr</w:t>
+        </w:r>
+      </w:hyperlink>
     </w:p>
     <w:p>
       <w:pPr>
@@ -2552,8 +2681,20 @@
           <w:sz w:val="22"/>
           <w:szCs w:val="22"/>
         </w:rPr>
-        <w:t xml:space="preserve">• Fiches structure éditables PH 2025 : disponibles en PDF sur atih.sante.fr</w:t>
-      </w:r>
+        <w:t xml:space="preserve">• Fiches structure éditables PH 2025 : disponibles en PDF sur </w:t>
+      </w:r>
+      <w:hyperlink w:history="1" r:id="rIdatih252026">
+        <w:r>
+          <w:rPr>
+            <w:rFonts w:ascii="Calibri" w:cs="Calibri" w:eastAsia="Calibri" w:hAnsi="Calibri"/>
+            <w:sz w:val="22"/>
+            <w:szCs w:val="22"/>
+            <w:color w:val="1155CC"/>
+            <w:u w:val="single"/>
+          </w:rPr>
+          <w:t xml:space="preserve">atih.sante.fr</w:t>
+        </w:r>
+      </w:hyperlink>
     </w:p>
     <w:p>
       <w:pPr>
@@ -4284,7 +4425,151 @@
           <w:sz w:val="18"/>
           <w:szCs w:val="18"/>
         </w:rPr>
-        <w:t xml:space="preserve">Veille SERAFIN-PH produite le 17 juin 2026 — Sources : handicap.gouv.fr ✅ | cnsa.fr ✅ | atih.sante.fr ⛔ (403) | qualineo.io ✅</w:t>
+        <w:t xml:space="preserve">Veille SERAFIN-PH produite le 17 juin 2026 — Sources : </w:t>
+      </w:r>
+      <w:hyperlink w:history="1" r:id="rIdcomite2026">
+        <w:r>
+          <w:rPr>
+            <w:rFonts w:ascii="Calibri" w:cs="Calibri" w:eastAsia="Calibri" w:hAnsi="Calibri"/>
+            <w:i/>
+            <w:iCs/>
+            <w:sz w:val="18"/>
+            <w:szCs w:val="18"/>
+            <w:color w:val="1155CC"/>
+            <w:u w:val="single"/>
+          </w:rPr>
+          <w:t xml:space="preserve">handicap.gouv.fr</w:t>
+        </w:r>
+      </w:hyperlink>
+      <w:r>
+        <w:rPr>
+          <w:rFonts w:ascii="Calibri" w:cs="Calibri" w:eastAsia="Calibri" w:hAnsi="Calibri"/>
+          <w:i/>
+          <w:iCs/>
+          <w:color w:val="6B7280"/>
+          <w:sz w:val="18"/>
+          <w:szCs w:val="18"/>
+        </w:rPr>
+        <w:t xml:space="preserve"> ✅ | </w:t>
+      </w:r>
+      <w:hyperlink w:history="1" r:id="rIdcnsa_actu2026">
+        <w:r>
+          <w:rPr>
+            <w:rFonts w:ascii="Calibri" w:cs="Calibri" w:eastAsia="Calibri" w:hAnsi="Calibri"/>
+            <w:i/>
+            <w:iCs/>
+            <w:sz w:val="18"/>
+            <w:szCs w:val="18"/>
+            <w:color w:val="1155CC"/>
+            <w:u w:val="single"/>
+          </w:rPr>
+          <w:t xml:space="preserve">cnsa.fr</w:t>
+        </w:r>
+      </w:hyperlink>
+      <w:r>
+        <w:rPr>
+          <w:rFonts w:ascii="Calibri" w:cs="Calibri" w:eastAsia="Calibri" w:hAnsi="Calibri"/>
+          <w:i/>
+          <w:iCs/>
+          <w:color w:val="6B7280"/>
+          <w:sz w:val="18"/>
+          <w:szCs w:val="18"/>
+        </w:rPr>
+        <w:t xml:space="preserve"> ✅ | </w:t>
+      </w:r>
+      <w:hyperlink w:history="1" r:id="rIdatih252026">
+        <w:r>
+          <w:rPr>
+            <w:rFonts w:ascii="Calibri" w:cs="Calibri" w:eastAsia="Calibri" w:hAnsi="Calibri"/>
+            <w:i/>
+            <w:iCs/>
+            <w:sz w:val="18"/>
+            <w:szCs w:val="18"/>
+            <w:color w:val="1155CC"/>
+            <w:u w:val="single"/>
+          </w:rPr>
+          <w:t xml:space="preserve">atih.sante.fr</w:t>
+        </w:r>
+      </w:hyperlink>
+      <w:r>
+        <w:rPr>
+          <w:rFonts w:ascii="Calibri" w:cs="Calibri" w:eastAsia="Calibri" w:hAnsi="Calibri"/>
+          <w:i/>
+          <w:iCs/>
+          <w:color w:val="6B7280"/>
+          <w:sz w:val="18"/>
+          <w:szCs w:val="18"/>
+        </w:rPr>
+        <w:t xml:space="preserve"> ⛔ (403) | </w:t>
+      </w:r>
+      <w:hyperlink w:history="1" r:id="rIdqual2026">
+        <w:r>
+          <w:rPr>
+            <w:rFonts w:ascii="Calibri" w:cs="Calibri" w:eastAsia="Calibri" w:hAnsi="Calibri"/>
+            <w:i/>
+            <w:iCs/>
+            <w:sz w:val="18"/>
+            <w:szCs w:val="18"/>
+            <w:color w:val="1155CC"/>
+            <w:u w:val="single"/>
+          </w:rPr>
+          <w:t xml:space="preserve">qualineo.io</w:t>
+        </w:r>
+      </w:hyperlink>
+      <w:r>
+        <w:rPr>
+          <w:rFonts w:ascii="Calibri" w:cs="Calibri" w:eastAsia="Calibri" w:hAnsi="Calibri"/>
+          <w:i/>
+          <w:iCs/>
+          <w:color w:val="6B7280"/>
+          <w:sz w:val="18"/>
+          <w:szCs w:val="18"/>
+        </w:rPr>
+        <w:t xml:space="preserve"> ✅</w:t>
+      </w:r>
+    </w:p>
+    <w:p>
+      <w:pPr>
+        <w:spacing w:after="120" w:before="320"/>
+      </w:pPr>
+      <w:r>
+        <w:rPr>
+          <w:rFonts w:ascii="Calibri" w:cs="Calibri" w:eastAsia="Calibri" w:hAnsi="Calibri"/>
+          <w:b/>
+          <w:bCs/>
+          <w:color w:val="1B3A6B"/>
+          <w:sz w:val="28"/>
+          <w:szCs w:val="28"/>
+        </w:rPr>
+        <w:t xml:space="preserve">📝 Journal des corrections — 12 septembre 2026</w:t>
+      </w:r>
+    </w:p>
+    <w:p>
+      <w:pPr>
+        <w:spacing w:after="80"/>
+      </w:pPr>
+      <w:r>
+        <w:rPr>
+          <w:rFonts w:ascii="Calibri" w:cs="Calibri" w:eastAsia="Calibri" w:hAnsi="Calibri"/>
+          <w:color w:val="1F2937"/>
+          <w:sz w:val="22"/>
+          <w:szCs w:val="22"/>
+        </w:rPr>
+        <w:t xml:space="preserve">Note produite le 17/06/2026, relue le 12/09/2026 au cours d'un contrôle d'attribution des 221 documents du dépôt (règle ⑭ : une page ou un site nommé comme source doit être lié). Contenu inchangé.</w:t>
+      </w:r>
+    </w:p>
+    <w:p>
+      <w:pPr>
+        <w:spacing w:after="80"/>
+      </w:pPr>
+      <w:r>
+        <w:rPr>
+          <w:rFonts w:ascii="Calibri" w:cs="Calibri" w:eastAsia="Calibri" w:hAnsi="Calibri"/>
+          <w:color w:val="1F2937"/>
+          <w:sz w:val="22"/>
+          <w:szCs w:val="22"/>
+        </w:rPr>
+        <w:t xml:space="preserve">Chemins et sites nommés sans lien cliquable, chacun lié le 12/09/2026 à la page qu'il désigne, testée à 200 dans un navigateur (Légifrance : 403 pour l'agent du job, lisible dans un navigateur) : atih.sante.fr/recueil-national-ph-2025 → www.atih.sante.fr/recueil-national-ph-2025 (1) ; Handicap.gouv.fr → handicap.gouv.fr/comite-strategique-de-la-reforme-tarifaire-des-etabli… (2) ; handicap.gouv.fr → handicap.gouv.fr/comite-strategique-de-la-reforme-tarifaire-des-etabli… (4) ; cnsa.fr → www.cnsa.fr/actualites/serafin-ph-preparation-du-recueil-dinformations… (2) ; atih.sante.fr → www.atih.sante.fr/recueil-national-ph-2025 (6) ; qualineo.io → www.qualineo.io/post/decret-serafin-ph-2026 (2).</w:t>
       </w:r>
     </w:p>
     <w:sectPr>
